--- a/tests/org.obeonetwork.m2doc.html.tests/resources/css/imgWithRelativeWidthInTable/imgWithRelativeWidthInTable-expected-generation.docx
+++ b/tests/org.obeonetwork.m2doc.html.tests/resources/css/imgWithRelativeWidthInTable/imgWithRelativeWidthInTable-expected-generation.docx
@@ -107,12 +107,12 @@
               <w:drawing>
                 <wp:inline distT="0" distR="0" distB="0" distL="0">
                   <wp:extent cx="1943100" cy="2933700"/>
-                  <wp:docPr id="0" name="Drawing 0" descr="file:/home/development/git/M2Doc/tests/org.obeonetwork.m2doc.html.tests/resources/html/imgWithRelativeWidthInTable/Mona_Lisa.jpg"/>
+                  <wp:docPr id="0" name="Drawing 0" descr="file:/home/development/git/M2Doc/tests/org.obeonetwork.m2doc.html.tests/resources/css/imgWithRelativeWidthInTable/Mona_Lisa.jpg"/>
                   <a:graphic xmlns:a="http://schemas.openxmlformats.org/drawingml/2006/main">
                     <a:graphicData uri="http://schemas.openxmlformats.org/drawingml/2006/picture">
                       <pic:pic xmlns:pic="http://schemas.openxmlformats.org/drawingml/2006/picture">
                         <pic:nvPicPr>
-                          <pic:cNvPr id="0" name="Picture 0" descr="file:/home/development/git/M2Doc/tests/org.obeonetwork.m2doc.html.tests/resources/html/imgWithRelativeWidthInTable/Mona_Lisa.jpg"/>
+                          <pic:cNvPr id="0" name="Picture 0" descr="file:/home/development/git/M2Doc/tests/org.obeonetwork.m2doc.html.tests/resources/css/imgWithRelativeWidthInTable/Mona_Lisa.jpg"/>
                           <pic:cNvPicPr>
                             <a:picLocks noChangeAspect="true"/>
                           </pic:cNvPicPr>
